--- a/report_template/template_main/gBRCAv1_HD_CustomEdition_ZSZL_v1.0.2.docx
+++ b/report_template/template_main/gBRCAv1_HD_CustomEdition_ZSZL_v1.0.2.docx
@@ -12737,7 +12737,7 @@
       <w:pPr>
         <w:jc w:val="both"/>
         <w:rPr>
-          <w:rFonts w:cs="Times New Roman" w:hint="eastAsia"/>
+          <w:rFonts w:cs="Times New Roman"/>
           <w:b/>
           <w:bCs/>
           <w:color w:val="31849B"/>
@@ -16472,7 +16472,6 @@
                 <w:sz w:val="18"/>
                 <w:szCs w:val="18"/>
               </w:rPr>
-              <w:lastRenderedPageBreak/>
               <w:t>{</w:t>
             </w:r>
             <w:r>
@@ -24070,7 +24069,7 @@
                 <w:sz w:val="16"/>
                 <w:szCs w:val="16"/>
               </w:rPr>
-              <w:t>2</w:t>
+              <w:t>4</w:t>
             </w:r>
             <w:r>
               <w:rPr>
@@ -24131,7 +24130,7 @@
                 <w:sz w:val="16"/>
                 <w:szCs w:val="16"/>
               </w:rPr>
-              <w:t>1</w:t>
+              <w:t>5</w:t>
             </w:r>
             <w:r>
               <w:rPr>
@@ -25388,7 +25387,7 @@
                 <w:sz w:val="16"/>
                 <w:szCs w:val="16"/>
               </w:rPr>
-              <w:t>2</w:t>
+              <w:t>4</w:t>
             </w:r>
             <w:r>
               <w:rPr>
@@ -25449,7 +25448,7 @@
                 <w:sz w:val="16"/>
                 <w:szCs w:val="16"/>
               </w:rPr>
-              <w:t>1</w:t>
+              <w:t>5</w:t>
             </w:r>
             <w:r>
               <w:rPr>
